--- a/ba/sync/requirements/srs/SRS-TOSS-PH4-II-1-quan-ly-tau-bay-REFORMAT-v0.8-2026-06-24.docx
+++ b/ba/sync/requirements/srs/SRS-TOSS-PH4-II-1-quan-ly-tau-bay-REFORMAT-v0.8-2026-06-24.docx
@@ -45,7 +45,7 @@
           <w:i/>
           <w:iCs/>
         </w:rPr>
-        <w:t xml:space="preserve">Đặc tả Chức Năng Chi Tiết (Final - With Mockup Screenshots) · v0.8 · 2026-06-24</w:t>
+        <w:t xml:space="preserve">Đặc tả Chức Năng Chi Tiết · Hoàn chỉnh · v0.8 · 2026-06-24</w:t>
       </w:r>
     </w:p>
     <w:p>
@@ -1302,7 +1302,7 @@
       <w:r>
         <w:drawing>
           <wp:inline>
-            <wp:extent cx="8229600" cy="4702628"/>
+            <wp:extent cx="8229600" cy="4629150"/>
             <wp:effectExtent b="0" l="0" r="0" t="0"/>
             <wp:docPr descr="Danh sách tàu bay - Mockup giao diện" title="" id="56" name="Picture"/>
             <a:graphic>
@@ -1323,7 +1323,7 @@
                   <pic:spPr bwMode="auto">
                     <a:xfrm>
                       <a:off x="0" y="0"/>
-                      <a:ext cx="8229600" cy="4702628"/>
+                      <a:ext cx="8229600" cy="4629150"/>
                     </a:xfrm>
                     <a:prstGeom prst="rect">
                       <a:avLst/>
@@ -5126,7 +5126,7 @@
       <w:r>
         <w:drawing>
           <wp:inline>
-            <wp:extent cx="8229600" cy="4702628"/>
+            <wp:extent cx="8229600" cy="4629150"/>
             <wp:effectExtent b="0" l="0" r="0" t="0"/>
             <wp:docPr descr="Xem chi tiết tàu bay - 4 tabs" title="" id="67" name="Picture"/>
             <a:graphic>
@@ -5147,7 +5147,7 @@
                   <pic:spPr bwMode="auto">
                     <a:xfrm>
                       <a:off x="0" y="0"/>
-                      <a:ext cx="8229600" cy="4702628"/>
+                      <a:ext cx="8229600" cy="4629150"/>
                     </a:xfrm>
                     <a:prstGeom prst="rect">
                       <a:avLst/>
